--- a/docs/deliverables/out/Drop-2_Independent/TestPlans/BIBS_TestPlan_BRD-07_Claims_Summary_v1.0.docx
+++ b/docs/deliverables/out/Drop-2_Independent/TestPlans/BIBS_TestPlan_BRD-07_Claims_Summary_v1.0.docx
@@ -5443,7 +5443,7 @@
     <w:p>
       <w:r>
         <w:rPr/>
-        <w:t>Claims is not built, so no demo seed provides the data yet. The test lead prepares each set on SIT as its source column says; the ageing sets need reported dates in the past, which the test lead sets in the test database. When the module is built, the sets become a demo seed.</w:t>
+        <w:t>Claims is not built, so no seed provides the data yet. The test lead prepares each set on SIT as its source column says; the ageing sets need reported dates in the past, which the test lead sets in the test database. When the module is built, the sets become a seed data.</w:t>
       </w:r>
     </w:p>
     <w:p>

--- a/docs/deliverables/out/Drop-2_Independent/TestPlans/BIBS_TestPlan_BRD-07_Claims_Summary_v1.0.docx
+++ b/docs/deliverables/out/Drop-2_Independent/TestPlans/BIBS_TestPlan_BRD-07_Claims_Summary_v1.0.docx
@@ -450,7 +450,7 @@
     </w:tbl>
     <w:p>
       <w:pPr>
-        <w:spacing w:before="3000" w:after="0"/>
+        <w:spacing w:before="2600" w:after="0"/>
       </w:pPr>
     </w:p>
     <w:p>
@@ -518,15 +518,8 @@
     </w:p>
     <w:p>
       <w:pPr>
-        <w:spacing w:after="0"/>
-      </w:pPr>
-      <w:r>
-        <w:br w:type="page"/>
-      </w:r>
-    </w:p>
-    <w:p>
-      <w:pPr>
         <w:pStyle w:val="BDOIFrontHeading"/>
+        <w:pageBreakBefore/>
       </w:pPr>
       <w:r>
         <w:t>Document Control</w:t>
